--- a/ex2_ID1_ID2_answers.docx
+++ b/ex2_ID1_ID2_answers.docx
@@ -8,7 +8,7 @@
         <w:bidi/>
         <w:ind w:left="720" w:firstLine="720"/>
         <w:rPr>
-          <w:rFonts w:asciiTheme="majorBidi" w:hAnsiTheme="majorBidi" w:cstheme="majorBidi" w:hint="cs"/>
+          <w:rFonts w:asciiTheme="majorBidi" w:hAnsiTheme="majorBidi" w:cstheme="majorBidi"/>
           <w:b/>
           <w:bCs/>
           <w:sz w:val="40"/>
@@ -47,7 +47,7 @@
         <w:bidi/>
         <w:ind w:left="1440"/>
         <w:rPr>
-          <w:rFonts w:asciiTheme="majorBidi" w:hAnsiTheme="majorBidi" w:cstheme="majorBidi" w:hint="cs"/>
+          <w:rFonts w:asciiTheme="majorBidi" w:hAnsiTheme="majorBidi" w:cstheme="majorBidi"/>
           <w:sz w:val="28"/>
           <w:szCs w:val="28"/>
           <w:rtl/>
@@ -191,28 +191,13 @@
         </w:rPr>
       </w:pPr>
       <w:r>
-        <w:t>The architecture is flexible to support any latent dimension and customizable channel sizes</w:t>
-      </w:r>
-      <w:r>
-        <w:t>, since w</w:t>
-      </w:r>
-      <w:r>
-        <w:rPr>
-          <w:rFonts w:asciiTheme="majorBidi" w:hAnsiTheme="majorBidi" w:cstheme="majorBidi"/>
-        </w:rPr>
-        <w:t xml:space="preserve">e made the architecture flexible by decoupling the latent dimensionality from the convolutional layers. The encoder uses a dynamic dummy forward pass to compute the flattened output size based on the chosen channels. This allows mapping to any latent dimension using a fully connected layer. The decoder mirrors this by </w:t>
-      </w:r>
-      <w:r>
-        <w:rPr>
-          <w:rFonts w:asciiTheme="majorBidi" w:hAnsiTheme="majorBidi" w:cstheme="majorBidi"/>
-        </w:rPr>
-        <w:t>reshaping it</w:t>
-      </w:r>
-      <w:r>
-        <w:rPr>
-          <w:rFonts w:asciiTheme="majorBidi" w:hAnsiTheme="majorBidi" w:cstheme="majorBidi"/>
-        </w:rPr>
-        <w:t xml:space="preserve"> from any latent size and using transposed convolutions to reconstruct the image.</w:t>
+        <w:t>The architecture is flexible to support any latent dimension and customizable channel sizes, since w</w:t>
+      </w:r>
+      <w:r>
+        <w:rPr>
+          <w:rFonts w:asciiTheme="majorBidi" w:hAnsiTheme="majorBidi" w:cstheme="majorBidi"/>
+        </w:rPr>
+        <w:t>e made the architecture flexible by decoupling the latent dimensionality from the convolutional layers. The encoder uses a dynamic dummy forward pass to compute the flattened output size based on the chosen channels. This allows mapping to any latent dimension using a fully connected layer. The decoder mirrors this by reshaping it from any latent size and using transposed convolutions to reconstruct the image.</w:t>
       </w:r>
     </w:p>
     <w:p>
@@ -382,6 +367,9 @@
         </w:rPr>
       </w:pPr>
       <w:r>
+        <w:rPr>
+          <w:noProof/>
+        </w:rPr>
         <w:lastRenderedPageBreak/>
         <w:drawing>
           <wp:anchor distT="0" distB="0" distL="114300" distR="114300" simplePos="0" relativeHeight="251659264" behindDoc="0" locked="0" layoutInCell="1" allowOverlap="1" wp14:anchorId="5EF05BF8" wp14:editId="3964A86A">
@@ -440,6 +428,9 @@
         </w:drawing>
       </w:r>
       <w:r>
+        <w:rPr>
+          <w:noProof/>
+        </w:rPr>
         <w:drawing>
           <wp:anchor distT="0" distB="0" distL="114300" distR="114300" simplePos="0" relativeHeight="251658240" behindDoc="0" locked="0" layoutInCell="1" allowOverlap="1" wp14:anchorId="31A0CECB" wp14:editId="4B9DD963">
             <wp:simplePos x="0" y="0"/>
@@ -509,6 +500,7 @@
       <w:r>
         <w:rPr>
           <w:rFonts w:asciiTheme="majorBidi" w:hAnsiTheme="majorBidi" w:cstheme="majorBidi"/>
+          <w:noProof/>
         </w:rPr>
         <w:drawing>
           <wp:anchor distT="0" distB="0" distL="114300" distR="114300" simplePos="0" relativeHeight="251661312" behindDoc="0" locked="0" layoutInCell="1" allowOverlap="1" wp14:anchorId="1248CC14" wp14:editId="483996C3">
@@ -711,6 +703,7 @@
       <w:r>
         <w:rPr>
           <w:rFonts w:asciiTheme="majorBidi" w:hAnsiTheme="majorBidi" w:cstheme="majorBidi"/>
+          <w:noProof/>
         </w:rPr>
         <w:drawing>
           <wp:anchor distT="0" distB="0" distL="114300" distR="114300" simplePos="0" relativeHeight="251660288" behindDoc="0" locked="0" layoutInCell="1" allowOverlap="1" wp14:anchorId="41F4FC6B" wp14:editId="2FCDF986">
@@ -849,13 +842,7 @@
         <w:rPr>
           <w:rFonts w:asciiTheme="majorBidi" w:hAnsiTheme="majorBidi" w:cstheme="majorBidi"/>
         </w:rPr>
-        <w:t xml:space="preserve">. </w:t>
-      </w:r>
-      <w:r>
-        <w:rPr>
-          <w:rFonts w:asciiTheme="majorBidi" w:hAnsiTheme="majorBidi" w:cstheme="majorBidi"/>
-        </w:rPr>
-        <w:t>and large refers to the network with channels (16</w:t>
+        <w:t>. and large refers to the network with channels (16</w:t>
       </w:r>
       <w:r>
         <w:t xml:space="preserve"> </w:t>
@@ -900,6 +887,7 @@
       <w:r>
         <w:rPr>
           <w:rFonts w:asciiTheme="majorBidi" w:hAnsiTheme="majorBidi" w:cstheme="majorBidi"/>
+          <w:noProof/>
         </w:rPr>
         <w:drawing>
           <wp:anchor distT="0" distB="0" distL="114300" distR="114300" simplePos="0" relativeHeight="251665408" behindDoc="0" locked="0" layoutInCell="1" allowOverlap="1" wp14:anchorId="4BBEF988" wp14:editId="0CB1ED34">
@@ -960,6 +948,7 @@
       <w:r>
         <w:rPr>
           <w:rFonts w:asciiTheme="majorBidi" w:hAnsiTheme="majorBidi" w:cstheme="majorBidi"/>
+          <w:noProof/>
         </w:rPr>
         <w:drawing>
           <wp:anchor distT="0" distB="0" distL="114300" distR="114300" simplePos="0" relativeHeight="251664384" behindDoc="0" locked="0" layoutInCell="1" allowOverlap="1" wp14:anchorId="64360292" wp14:editId="600A6815">
@@ -1020,6 +1009,7 @@
       <w:r>
         <w:rPr>
           <w:rFonts w:asciiTheme="majorBidi" w:hAnsiTheme="majorBidi" w:cstheme="majorBidi"/>
+          <w:noProof/>
         </w:rPr>
         <w:drawing>
           <wp:anchor distT="0" distB="0" distL="114300" distR="114300" simplePos="0" relativeHeight="251662336" behindDoc="0" locked="0" layoutInCell="1" allowOverlap="1" wp14:anchorId="0D9598C1" wp14:editId="3F600C7C">
@@ -1080,6 +1070,7 @@
       <w:r>
         <w:rPr>
           <w:rFonts w:asciiTheme="majorBidi" w:hAnsiTheme="majorBidi" w:cstheme="majorBidi"/>
+          <w:noProof/>
         </w:rPr>
         <w:drawing>
           <wp:anchor distT="0" distB="0" distL="114300" distR="114300" simplePos="0" relativeHeight="251663360" behindDoc="1" locked="0" layoutInCell="1" allowOverlap="1" wp14:anchorId="7540C9C5" wp14:editId="523A130F">
@@ -1172,7 +1163,7 @@
       <w:pPr>
         <w:bidi w:val="0"/>
         <w:rPr>
-          <w:rFonts w:asciiTheme="majorBidi" w:hAnsiTheme="majorBidi" w:cstheme="majorBidi" w:hint="cs"/>
+          <w:rFonts w:asciiTheme="majorBidi" w:hAnsiTheme="majorBidi" w:cstheme="majorBidi"/>
           <w:b/>
           <w:bCs/>
           <w:rtl/>
@@ -1576,6 +1567,9 @@
         <w:pStyle w:val="NormalWeb"/>
       </w:pPr>
       <w:r>
+        <w:rPr>
+          <w:noProof/>
+        </w:rPr>
         <w:lastRenderedPageBreak/>
         <w:drawing>
           <wp:inline distT="0" distB="0" distL="0" distR="0" wp14:anchorId="4C6FC9B3" wp14:editId="7647C8F9">
@@ -1631,11 +1625,12 @@
       <w:r>
         <w:rPr>
           <w:rFonts w:asciiTheme="majorBidi" w:hAnsiTheme="majorBidi" w:cstheme="majorBidi"/>
+          <w:noProof/>
           <w:sz w:val="28"/>
           <w:szCs w:val="28"/>
         </w:rPr>
         <w:drawing>
-          <wp:anchor distT="0" distB="0" distL="114300" distR="114300" simplePos="0" relativeHeight="251667456" behindDoc="0" locked="0" layoutInCell="1" allowOverlap="1" wp14:anchorId="07A385F9" wp14:editId="291D4607">
+          <wp:anchor distT="0" distB="0" distL="114300" distR="114300" simplePos="0" relativeHeight="251667456" behindDoc="0" locked="0" layoutInCell="1" allowOverlap="1" wp14:anchorId="07A385F9" wp14:editId="5D4ED627">
             <wp:simplePos x="0" y="0"/>
             <wp:positionH relativeFrom="margin">
               <wp:posOffset>101600</wp:posOffset>
@@ -1693,11 +1688,12 @@
       <w:r>
         <w:rPr>
           <w:rFonts w:asciiTheme="majorBidi" w:hAnsiTheme="majorBidi" w:cstheme="majorBidi"/>
+          <w:noProof/>
           <w:sz w:val="28"/>
           <w:szCs w:val="28"/>
         </w:rPr>
         <w:drawing>
-          <wp:anchor distT="0" distB="0" distL="114300" distR="114300" simplePos="0" relativeHeight="251666432" behindDoc="0" locked="0" layoutInCell="1" allowOverlap="1" wp14:anchorId="36B35508" wp14:editId="30AF74E0">
+          <wp:anchor distT="0" distB="0" distL="114300" distR="114300" simplePos="0" relativeHeight="251666432" behindDoc="0" locked="0" layoutInCell="1" allowOverlap="1" wp14:anchorId="36B35508" wp14:editId="40321B51">
             <wp:simplePos x="0" y="0"/>
             <wp:positionH relativeFrom="column">
               <wp:posOffset>-157480</wp:posOffset>
@@ -1817,19 +1813,7 @@
           <w:rFonts w:asciiTheme="majorBidi" w:hAnsiTheme="majorBidi" w:cstheme="majorBidi"/>
         </w:rPr>
         <w:br/>
-        <w:t xml:space="preserve">The loss decreases </w:t>
-      </w:r>
-      <w:r>
-        <w:rPr>
-          <w:rFonts w:asciiTheme="majorBidi" w:hAnsiTheme="majorBidi" w:cstheme="majorBidi"/>
-        </w:rPr>
-        <w:t>steadily,</w:t>
-      </w:r>
-      <w:r>
-        <w:rPr>
-          <w:rFonts w:asciiTheme="majorBidi" w:hAnsiTheme="majorBidi" w:cstheme="majorBidi"/>
-        </w:rPr>
-        <w:t xml:space="preserve"> and the accuracy quickly converges to &gt;98%, showing the model generalizes well with sufficient data.</w:t>
+        <w:t>The loss decreases steadily, and the accuracy quickly converges to &gt;98%, showing the model generalizes well with sufficient data.</w:t>
       </w:r>
       <w:r>
         <w:rPr>
@@ -1879,6 +1863,7 @@
       <w:r>
         <w:rPr>
           <w:rFonts w:asciiTheme="majorBidi" w:hAnsiTheme="majorBidi" w:cstheme="majorBidi"/>
+          <w:noProof/>
         </w:rPr>
         <w:lastRenderedPageBreak/>
         <w:drawing>
@@ -1975,6 +1960,7 @@
           <w:rFonts w:asciiTheme="majorBidi" w:hAnsiTheme="majorBidi" w:cstheme="majorBidi"/>
           <w:b/>
           <w:bCs/>
+          <w:noProof/>
           <w:sz w:val="28"/>
           <w:szCs w:val="28"/>
         </w:rPr>
@@ -2033,6 +2019,7 @@
           <w:rFonts w:asciiTheme="majorBidi" w:hAnsiTheme="majorBidi" w:cstheme="majorBidi"/>
           <w:b/>
           <w:bCs/>
+          <w:noProof/>
           <w:sz w:val="28"/>
           <w:szCs w:val="28"/>
         </w:rPr>
@@ -2095,17 +2082,7 @@
           <w:kern w:val="0"/>
           <w14:ligatures w14:val="none"/>
         </w:rPr>
-        <w:t>A</w:t>
-      </w:r>
-      <w:r>
-        <w:rPr>
-          <w:rFonts w:ascii="Times New Roman" w:eastAsia="Times New Roman" w:hAnsi="Times New Roman" w:cs="Times New Roman"/>
-          <w:b/>
-          <w:bCs/>
-          <w:kern w:val="0"/>
-          <w14:ligatures w14:val="none"/>
-        </w:rPr>
-        <w:t>nalysis</w:t>
+        <w:t>Analysis</w:t>
       </w:r>
       <w:r>
         <w:rPr>
@@ -2427,13 +2404,7 @@
         <w:rPr>
           <w:rFonts w:asciiTheme="majorBidi" w:hAnsiTheme="majorBidi" w:cstheme="majorBidi"/>
         </w:rPr>
-        <w:t>p</w:t>
-      </w:r>
-      <w:r>
-        <w:rPr>
-          <w:rFonts w:asciiTheme="majorBidi" w:hAnsiTheme="majorBidi" w:cstheme="majorBidi"/>
-        </w:rPr>
-        <w:t>retrained unsupervised encoders provide a good starting point, particularly when data is abundant</w:t>
+        <w:t>pretrained unsupervised encoders provide a good starting point, particularly when data is abundant</w:t>
       </w:r>
       <w:r>
         <w:rPr>
@@ -2555,6 +2526,7 @@
       <w:r>
         <w:rPr>
           <w:rFonts w:asciiTheme="majorBidi" w:hAnsiTheme="majorBidi" w:cstheme="majorBidi"/>
+          <w:noProof/>
         </w:rPr>
         <w:drawing>
           <wp:inline distT="0" distB="0" distL="0" distR="0" wp14:anchorId="2851608F" wp14:editId="7F34962D">
@@ -2855,6 +2827,7 @@
       <w:r>
         <w:rPr>
           <w:rFonts w:ascii="Times New Roman" w:eastAsia="Times New Roman" w:hAnsi="Times New Roman" w:cs="Times New Roman"/>
+          <w:noProof/>
           <w:kern w:val="0"/>
           <w14:ligatures w14:val="none"/>
         </w:rPr>
@@ -2918,6 +2891,7 @@
       <w:r>
         <w:rPr>
           <w:rFonts w:ascii="Times New Roman" w:eastAsia="Times New Roman" w:hAnsi="Times New Roman" w:cs="Times New Roman"/>
+          <w:noProof/>
           <w:kern w:val="0"/>
           <w14:ligatures w14:val="none"/>
         </w:rPr>
@@ -3186,47 +3160,7 @@
           <w:kern w:val="0"/>
           <w14:ligatures w14:val="none"/>
         </w:rPr>
-        <w:t>trained to preserve class-</w:t>
-      </w:r>
-      <w:r>
-        <w:rPr>
-          <w:rFonts w:ascii="Times New Roman" w:eastAsia="Times New Roman" w:hAnsi="Times New Roman" w:cs="Times New Roman"/>
-          <w:b/>
-          <w:bCs/>
-          <w:kern w:val="0"/>
-          <w14:ligatures w14:val="none"/>
-        </w:rPr>
-        <w:t>discriminate</w:t>
-      </w:r>
-      <w:r>
-        <w:rPr>
-          <w:rFonts w:ascii="Times New Roman" w:eastAsia="Times New Roman" w:hAnsi="Times New Roman" w:cs="Times New Roman"/>
-          <w:b/>
-          <w:bCs/>
-          <w:kern w:val="0"/>
-          <w14:ligatures w14:val="none"/>
-        </w:rPr>
-        <w:t xml:space="preserve"> features rather than </w:t>
-      </w:r>
-      <w:r>
-        <w:rPr>
-          <w:rFonts w:ascii="Times New Roman" w:eastAsia="Times New Roman" w:hAnsi="Times New Roman" w:cs="Times New Roman"/>
-          <w:b/>
-          <w:bCs/>
-          <w:kern w:val="0"/>
-          <w14:ligatures w14:val="none"/>
-        </w:rPr>
-        <w:t xml:space="preserve">for </w:t>
-      </w:r>
-      <w:r>
-        <w:rPr>
-          <w:rFonts w:ascii="Times New Roman" w:eastAsia="Times New Roman" w:hAnsi="Times New Roman" w:cs="Times New Roman"/>
-          <w:b/>
-          <w:bCs/>
-          <w:kern w:val="0"/>
-          <w14:ligatures w14:val="none"/>
-        </w:rPr>
-        <w:t>reconstruction</w:t>
+        <w:t>trained to preserve class-discriminate features rather than for reconstruction</w:t>
       </w:r>
       <w:r>
         <w:rPr>
@@ -3292,6 +3226,7 @@
           <w:rFonts w:asciiTheme="majorBidi" w:hAnsiTheme="majorBidi" w:cstheme="majorBidi"/>
           <w:b/>
           <w:bCs/>
+          <w:noProof/>
           <w:sz w:val="28"/>
           <w:szCs w:val="28"/>
         </w:rPr>
@@ -3350,6 +3285,7 @@
           <w:rFonts w:asciiTheme="majorBidi" w:hAnsiTheme="majorBidi" w:cstheme="majorBidi"/>
           <w:b/>
           <w:bCs/>
+          <w:noProof/>
           <w:sz w:val="28"/>
           <w:szCs w:val="28"/>
         </w:rPr>
@@ -3408,6 +3344,7 @@
           <w:rFonts w:asciiTheme="majorBidi" w:hAnsiTheme="majorBidi" w:cstheme="majorBidi"/>
           <w:b/>
           <w:bCs/>
+          <w:noProof/>
           <w:sz w:val="28"/>
           <w:szCs w:val="28"/>
         </w:rPr>
@@ -3466,6 +3403,7 @@
           <w:rFonts w:asciiTheme="majorBidi" w:hAnsiTheme="majorBidi" w:cstheme="majorBidi"/>
           <w:b/>
           <w:bCs/>
+          <w:noProof/>
           <w:sz w:val="28"/>
           <w:szCs w:val="28"/>
         </w:rPr>
@@ -3524,6 +3462,7 @@
           <w:rFonts w:asciiTheme="majorBidi" w:hAnsiTheme="majorBidi" w:cstheme="majorBidi"/>
           <w:b/>
           <w:bCs/>
+          <w:noProof/>
           <w:sz w:val="28"/>
           <w:szCs w:val="28"/>
         </w:rPr>
@@ -3582,6 +3521,7 @@
           <w:rFonts w:asciiTheme="majorBidi" w:hAnsiTheme="majorBidi" w:cstheme="majorBidi"/>
           <w:b/>
           <w:bCs/>
+          <w:noProof/>
           <w:sz w:val="28"/>
           <w:szCs w:val="28"/>
         </w:rPr>
@@ -3640,6 +3580,7 @@
           <w:rFonts w:asciiTheme="majorBidi" w:hAnsiTheme="majorBidi" w:cstheme="majorBidi"/>
           <w:b/>
           <w:bCs/>
+          <w:noProof/>
           <w:sz w:val="28"/>
           <w:szCs w:val="28"/>
         </w:rPr>
@@ -3699,6 +3640,7 @@
           <w:rFonts w:asciiTheme="majorBidi" w:hAnsiTheme="majorBidi" w:cstheme="majorBidi"/>
           <w:b/>
           <w:bCs/>
+          <w:noProof/>
           <w:sz w:val="28"/>
           <w:szCs w:val="28"/>
         </w:rPr>
@@ -3757,6 +3699,7 @@
           <w:rFonts w:asciiTheme="majorBidi" w:hAnsiTheme="majorBidi" w:cstheme="majorBidi"/>
           <w:b/>
           <w:bCs/>
+          <w:noProof/>
           <w:sz w:val="28"/>
           <w:szCs w:val="28"/>
         </w:rPr>
@@ -3815,6 +3758,7 @@
           <w:rFonts w:asciiTheme="majorBidi" w:hAnsiTheme="majorBidi" w:cstheme="majorBidi"/>
           <w:b/>
           <w:bCs/>
+          <w:noProof/>
           <w:sz w:val="28"/>
           <w:szCs w:val="28"/>
         </w:rPr>
@@ -3886,25 +3830,7 @@
         <w:rPr>
           <w:rFonts w:asciiTheme="majorBidi" w:hAnsiTheme="majorBidi" w:cstheme="majorBidi"/>
         </w:rPr>
-        <w:t xml:space="preserve">And </w:t>
-      </w:r>
-      <w:r>
-        <w:rPr>
-          <w:rFonts w:asciiTheme="majorBidi" w:hAnsiTheme="majorBidi" w:cstheme="majorBidi"/>
-        </w:rPr>
-        <w:t xml:space="preserve">with </w:t>
-      </w:r>
-      <w:r>
-        <w:rPr>
-          <w:rFonts w:asciiTheme="majorBidi" w:hAnsiTheme="majorBidi" w:cstheme="majorBidi"/>
-        </w:rPr>
-        <w:t>pre-</w:t>
-      </w:r>
-      <w:r>
-        <w:rPr>
-          <w:rFonts w:asciiTheme="majorBidi" w:hAnsiTheme="majorBidi" w:cstheme="majorBidi"/>
-        </w:rPr>
-        <w:t>trained encoder for each digit:</w:t>
+        <w:t>And with pre-trained encoder for each digit:</w:t>
       </w:r>
     </w:p>
     <w:p>
@@ -3925,6 +3851,7 @@
           <w:rFonts w:asciiTheme="majorBidi" w:hAnsiTheme="majorBidi" w:cstheme="majorBidi"/>
           <w:b/>
           <w:bCs/>
+          <w:noProof/>
           <w:sz w:val="28"/>
           <w:szCs w:val="28"/>
         </w:rPr>
@@ -3983,6 +3910,7 @@
           <w:rFonts w:asciiTheme="majorBidi" w:hAnsiTheme="majorBidi" w:cstheme="majorBidi"/>
           <w:b/>
           <w:bCs/>
+          <w:noProof/>
           <w:sz w:val="28"/>
           <w:szCs w:val="28"/>
         </w:rPr>
@@ -4041,6 +3969,7 @@
           <w:rFonts w:asciiTheme="majorBidi" w:hAnsiTheme="majorBidi" w:cstheme="majorBidi"/>
           <w:b/>
           <w:bCs/>
+          <w:noProof/>
           <w:sz w:val="28"/>
           <w:szCs w:val="28"/>
         </w:rPr>
@@ -4099,6 +4028,7 @@
           <w:rFonts w:asciiTheme="majorBidi" w:hAnsiTheme="majorBidi" w:cstheme="majorBidi"/>
           <w:b/>
           <w:bCs/>
+          <w:noProof/>
           <w:sz w:val="28"/>
           <w:szCs w:val="28"/>
         </w:rPr>
@@ -4157,6 +4087,7 @@
           <w:rFonts w:asciiTheme="majorBidi" w:hAnsiTheme="majorBidi" w:cstheme="majorBidi"/>
           <w:b/>
           <w:bCs/>
+          <w:noProof/>
           <w:sz w:val="28"/>
           <w:szCs w:val="28"/>
         </w:rPr>
@@ -4215,6 +4146,7 @@
           <w:rFonts w:asciiTheme="majorBidi" w:hAnsiTheme="majorBidi" w:cstheme="majorBidi"/>
           <w:b/>
           <w:bCs/>
+          <w:noProof/>
           <w:sz w:val="28"/>
           <w:szCs w:val="28"/>
         </w:rPr>
@@ -4273,6 +4205,7 @@
           <w:rFonts w:asciiTheme="majorBidi" w:hAnsiTheme="majorBidi" w:cstheme="majorBidi"/>
           <w:b/>
           <w:bCs/>
+          <w:noProof/>
           <w:sz w:val="28"/>
           <w:szCs w:val="28"/>
         </w:rPr>
@@ -4331,6 +4264,7 @@
           <w:rFonts w:asciiTheme="majorBidi" w:hAnsiTheme="majorBidi" w:cstheme="majorBidi"/>
           <w:b/>
           <w:bCs/>
+          <w:noProof/>
           <w:sz w:val="28"/>
           <w:szCs w:val="28"/>
         </w:rPr>
@@ -4389,6 +4323,7 @@
           <w:rFonts w:asciiTheme="majorBidi" w:hAnsiTheme="majorBidi" w:cstheme="majorBidi"/>
           <w:b/>
           <w:bCs/>
+          <w:noProof/>
           <w:sz w:val="28"/>
           <w:szCs w:val="28"/>
         </w:rPr>
@@ -4448,6 +4383,7 @@
           <w:rFonts w:asciiTheme="majorBidi" w:hAnsiTheme="majorBidi" w:cstheme="majorBidi"/>
           <w:b/>
           <w:bCs/>
+          <w:noProof/>
           <w:sz w:val="28"/>
           <w:szCs w:val="28"/>
         </w:rPr>
@@ -4537,23 +4473,7 @@
           <w:b/>
           <w:bCs/>
         </w:rPr>
-        <w:t xml:space="preserve">Below are plots shows the </w:t>
-      </w:r>
-      <w:r>
-        <w:rPr>
-          <w:rFonts w:asciiTheme="majorBidi" w:hAnsiTheme="majorBidi" w:cstheme="majorBidi"/>
-          <w:b/>
-          <w:bCs/>
-        </w:rPr>
-        <w:t>separation between digit clusters</w:t>
-      </w:r>
-      <w:r>
-        <w:rPr>
-          <w:rFonts w:asciiTheme="majorBidi" w:hAnsiTheme="majorBidi" w:cstheme="majorBidi"/>
-          <w:b/>
-          <w:bCs/>
-        </w:rPr>
-        <w:t xml:space="preserve"> – Q1 on </w:t>
+        <w:t xml:space="preserve">Below are plots shows the separation between digit clusters – Q1 on </w:t>
       </w:r>
       <w:r>
         <w:rPr>
@@ -4604,6 +4524,7 @@
       <w:r>
         <w:rPr>
           <w:rFonts w:asciiTheme="majorBidi" w:hAnsiTheme="majorBidi" w:cstheme="majorBidi"/>
+          <w:noProof/>
         </w:rPr>
         <w:drawing>
           <wp:anchor distT="0" distB="0" distL="114300" distR="114300" simplePos="0" relativeHeight="251673600" behindDoc="0" locked="0" layoutInCell="1" allowOverlap="1" wp14:anchorId="03511211" wp14:editId="01DABFF7">
@@ -4672,6 +4593,7 @@
       <w:r>
         <w:rPr>
           <w:rFonts w:asciiTheme="majorBidi" w:hAnsiTheme="majorBidi" w:cstheme="majorBidi"/>
+          <w:noProof/>
         </w:rPr>
         <w:drawing>
           <wp:anchor distT="0" distB="0" distL="114300" distR="114300" simplePos="0" relativeHeight="251672576" behindDoc="0" locked="0" layoutInCell="1" allowOverlap="1" wp14:anchorId="345FCCB4" wp14:editId="25054BB1">
@@ -4946,6 +4868,7 @@
       <w:r>
         <w:rPr>
           <w:rFonts w:asciiTheme="majorBidi" w:hAnsiTheme="majorBidi" w:cstheme="majorBidi"/>
+          <w:noProof/>
         </w:rPr>
         <w:drawing>
           <wp:inline distT="0" distB="0" distL="0" distR="0" wp14:anchorId="173137BA" wp14:editId="19A28BA1">
@@ -5022,20 +4945,189 @@
           <w:szCs w:val="32"/>
         </w:rPr>
       </w:pPr>
-    </w:p>
-    <w:p>
-      <w:pPr>
-        <w:pStyle w:val="a9"/>
-        <w:bidi w:val="0"/>
-        <w:ind w:left="360"/>
-        <w:rPr>
-          <w:rFonts w:asciiTheme="majorBidi" w:hAnsiTheme="majorBidi" w:cstheme="majorBidi"/>
-          <w:b/>
-          <w:bCs/>
+      <w:r>
+        <w:rPr>
+          <w:rFonts w:asciiTheme="majorBidi" w:hAnsiTheme="majorBidi" w:cstheme="majorBidi"/>
+          <w:b/>
+          <w:bCs/>
+          <w:noProof/>
           <w:sz w:val="32"/>
           <w:szCs w:val="32"/>
         </w:rPr>
-      </w:pPr>
+        <w:drawing>
+          <wp:anchor distT="0" distB="0" distL="114300" distR="114300" simplePos="0" relativeHeight="251674624" behindDoc="0" locked="0" layoutInCell="1" allowOverlap="1" wp14:anchorId="5E1589E6" wp14:editId="6AE3CCBB">
+            <wp:simplePos x="0" y="0"/>
+            <wp:positionH relativeFrom="column">
+              <wp:posOffset>-153035</wp:posOffset>
+            </wp:positionH>
+            <wp:positionV relativeFrom="paragraph">
+              <wp:posOffset>482600</wp:posOffset>
+            </wp:positionV>
+            <wp:extent cx="6385560" cy="6070600"/>
+            <wp:effectExtent l="0" t="0" r="0" b="6350"/>
+            <wp:wrapTopAndBottom/>
+            <wp:docPr id="1078317304" name="תמונה 1"/>
+            <wp:cNvGraphicFramePr>
+              <a:graphicFrameLocks xmlns:a="http://schemas.openxmlformats.org/drawingml/2006/main" noChangeAspect="1"/>
+            </wp:cNvGraphicFramePr>
+            <a:graphic xmlns:a="http://schemas.openxmlformats.org/drawingml/2006/main">
+              <a:graphicData uri="http://schemas.openxmlformats.org/drawingml/2006/picture">
+                <pic:pic xmlns:pic="http://schemas.openxmlformats.org/drawingml/2006/picture">
+                  <pic:nvPicPr>
+                    <pic:cNvPr id="1078317304" name="תמונה 1078317304"/>
+                    <pic:cNvPicPr/>
+                  </pic:nvPicPr>
+                  <pic:blipFill>
+                    <a:blip r:embed="rId47" cstate="print">
+                      <a:extLst>
+                        <a:ext uri="{28A0092B-C50C-407E-A947-70E740481C1C}">
+                          <a14:useLocalDpi xmlns:a14="http://schemas.microsoft.com/office/drawing/2010/main" val="0"/>
+                        </a:ext>
+                      </a:extLst>
+                    </a:blip>
+                    <a:stretch>
+                      <a:fillRect/>
+                    </a:stretch>
+                  </pic:blipFill>
+                  <pic:spPr>
+                    <a:xfrm>
+                      <a:off x="0" y="0"/>
+                      <a:ext cx="6385560" cy="6070600"/>
+                    </a:xfrm>
+                    <a:prstGeom prst="rect">
+                      <a:avLst/>
+                    </a:prstGeom>
+                  </pic:spPr>
+                </pic:pic>
+              </a:graphicData>
+            </a:graphic>
+            <wp14:sizeRelH relativeFrom="page">
+              <wp14:pctWidth>0</wp14:pctWidth>
+            </wp14:sizeRelH>
+            <wp14:sizeRelV relativeFrom="page">
+              <wp14:pctHeight>0</wp14:pctHeight>
+            </wp14:sizeRelV>
+          </wp:anchor>
+        </w:drawing>
+      </w:r>
+    </w:p>
+    <w:p>
+      <w:pPr>
+        <w:pStyle w:val="a9"/>
+        <w:bidi w:val="0"/>
+        <w:ind w:left="360"/>
+        <w:rPr>
+          <w:rFonts w:asciiTheme="majorBidi" w:hAnsiTheme="majorBidi" w:cstheme="majorBidi"/>
+          <w:b/>
+          <w:bCs/>
+          <w:sz w:val="32"/>
+          <w:szCs w:val="32"/>
+        </w:rPr>
+      </w:pPr>
+      <w:r>
+        <w:rPr>
+          <w:rFonts w:asciiTheme="majorBidi" w:hAnsiTheme="majorBidi" w:cstheme="majorBidi"/>
+          <w:b/>
+          <w:bCs/>
+          <w:noProof/>
+          <w:sz w:val="32"/>
+          <w:szCs w:val="32"/>
+        </w:rPr>
+        <w:lastRenderedPageBreak/>
+        <w:drawing>
+          <wp:inline distT="0" distB="0" distL="0" distR="0" wp14:anchorId="60593C67" wp14:editId="2B9E16F7">
+            <wp:extent cx="5909310" cy="6635750"/>
+            <wp:effectExtent l="0" t="0" r="0" b="0"/>
+            <wp:docPr id="2136999205" name="תמונה 2"/>
+            <wp:cNvGraphicFramePr>
+              <a:graphicFrameLocks xmlns:a="http://schemas.openxmlformats.org/drawingml/2006/main" noChangeAspect="1"/>
+            </wp:cNvGraphicFramePr>
+            <a:graphic xmlns:a="http://schemas.openxmlformats.org/drawingml/2006/main">
+              <a:graphicData uri="http://schemas.openxmlformats.org/drawingml/2006/picture">
+                <pic:pic xmlns:pic="http://schemas.openxmlformats.org/drawingml/2006/picture">
+                  <pic:nvPicPr>
+                    <pic:cNvPr id="2136999205" name="תמונה 2136999205"/>
+                    <pic:cNvPicPr/>
+                  </pic:nvPicPr>
+                  <pic:blipFill>
+                    <a:blip r:embed="rId48" cstate="print">
+                      <a:extLst>
+                        <a:ext uri="{28A0092B-C50C-407E-A947-70E740481C1C}">
+                          <a14:useLocalDpi xmlns:a14="http://schemas.microsoft.com/office/drawing/2010/main" val="0"/>
+                        </a:ext>
+                      </a:extLst>
+                    </a:blip>
+                    <a:stretch>
+                      <a:fillRect/>
+                    </a:stretch>
+                  </pic:blipFill>
+                  <pic:spPr>
+                    <a:xfrm>
+                      <a:off x="0" y="0"/>
+                      <a:ext cx="5911775" cy="6638518"/>
+                    </a:xfrm>
+                    <a:prstGeom prst="rect">
+                      <a:avLst/>
+                    </a:prstGeom>
+                  </pic:spPr>
+                </pic:pic>
+              </a:graphicData>
+            </a:graphic>
+          </wp:inline>
+        </w:drawing>
+      </w:r>
+      <w:r>
+        <w:rPr>
+          <w:rFonts w:asciiTheme="majorBidi" w:hAnsiTheme="majorBidi" w:cstheme="majorBidi"/>
+          <w:b/>
+          <w:bCs/>
+          <w:noProof/>
+          <w:sz w:val="32"/>
+          <w:szCs w:val="32"/>
+        </w:rPr>
+        <w:lastRenderedPageBreak/>
+        <w:drawing>
+          <wp:inline distT="0" distB="0" distL="0" distR="0" wp14:anchorId="0CBFC4F9" wp14:editId="3EAAE070">
+            <wp:extent cx="5697220" cy="6282267"/>
+            <wp:effectExtent l="0" t="0" r="0" b="4445"/>
+            <wp:docPr id="1250032186" name="תמונה 3"/>
+            <wp:cNvGraphicFramePr>
+              <a:graphicFrameLocks xmlns:a="http://schemas.openxmlformats.org/drawingml/2006/main" noChangeAspect="1"/>
+            </wp:cNvGraphicFramePr>
+            <a:graphic xmlns:a="http://schemas.openxmlformats.org/drawingml/2006/main">
+              <a:graphicData uri="http://schemas.openxmlformats.org/drawingml/2006/picture">
+                <pic:pic xmlns:pic="http://schemas.openxmlformats.org/drawingml/2006/picture">
+                  <pic:nvPicPr>
+                    <pic:cNvPr id="1250032186" name="תמונה 1250032186"/>
+                    <pic:cNvPicPr/>
+                  </pic:nvPicPr>
+                  <pic:blipFill>
+                    <a:blip r:embed="rId49" cstate="print">
+                      <a:extLst>
+                        <a:ext uri="{28A0092B-C50C-407E-A947-70E740481C1C}">
+                          <a14:useLocalDpi xmlns:a14="http://schemas.microsoft.com/office/drawing/2010/main" val="0"/>
+                        </a:ext>
+                      </a:extLst>
+                    </a:blip>
+                    <a:stretch>
+                      <a:fillRect/>
+                    </a:stretch>
+                  </pic:blipFill>
+                  <pic:spPr>
+                    <a:xfrm>
+                      <a:off x="0" y="0"/>
+                      <a:ext cx="5701672" cy="6287176"/>
+                    </a:xfrm>
+                    <a:prstGeom prst="rect">
+                      <a:avLst/>
+                    </a:prstGeom>
+                  </pic:spPr>
+                </pic:pic>
+              </a:graphicData>
+            </a:graphic>
+          </wp:inline>
+        </w:drawing>
+      </w:r>
     </w:p>
     <w:sectPr>
       <w:pgSz w:w="11906" w:h="16838"/>
@@ -7426,6 +7518,7 @@
   <w:style w:type="character" w:default="1" w:styleId="a0">
     <w:name w:val="Default Paragraph Font"/>
     <w:uiPriority w:val="1"/>
+    <w:semiHidden/>
     <w:unhideWhenUsed/>
   </w:style>
   <w:style w:type="table" w:default="1" w:styleId="a1">
